--- a/Laboratorio/Documento_di_Sintesi.docx
+++ b/Laboratorio/Documento_di_Sintesi.docx
@@ -18,7 +18,7 @@
           <w:sz w:val="38"/>
           <w:szCs w:val="38"/>
         </w:rPr>
-        <w:t>PeerStudent</w:t>
+        <w:t>S</w:t>
       </w:r>
       <w:r>
         <w:rPr>
@@ -28,7 +28,7 @@
           <w:sz w:val="38"/>
           <w:szCs w:val="38"/>
         </w:rPr>
-        <w:t>-sint</w:t>
+        <w:t>int</w:t>
       </w:r>
       <w:r>
         <w:rPr>
@@ -287,7 +287,7 @@
       </w:r>
       <w:proofErr w:type="spellEnd"/>
       <w:r>
-        <w:t xml:space="preserve"> di autorizzare qualunque origine, che va quindi elencata esplicitamente.</w:t>
+        <w:t xml:space="preserve"> di autorizzare qualunque origine, che va quindi elencata esplicitamente</w:t>
       </w:r>
     </w:p>
     <w:p>
@@ -395,7 +395,7 @@
       </w:r>
       <w:proofErr w:type="spellEnd"/>
       <w:r>
-        <w:t xml:space="preserve"> degli effetti invalida le richieste ormai superate.</w:t>
+        <w:t xml:space="preserve"> degli effetti invalida le richieste ormai superate</w:t>
       </w:r>
     </w:p>
     <w:p>
@@ -427,7 +427,7 @@
       </w:r>
       <w:proofErr w:type="spellStart"/>
       <w:r>
-        <w:t>gia'</w:t>
+        <w:t>gia</w:t>
       </w:r>
       <w:proofErr w:type="spellEnd"/>
       <w:r>
@@ -435,28 +435,27 @@
       </w:r>
       <w:proofErr w:type="spellStart"/>
       <w:r>
-        <w:t>piu'</w:t>
+        <w:t>pi</w:t>
+      </w:r>
+      <w:r>
+        <w:t>u</w:t>
       </w:r>
       <w:proofErr w:type="spellEnd"/>
       <w:r>
         <w:t xml:space="preserve"> semplice </w:t>
       </w:r>
-      <w:proofErr w:type="spellStart"/>
+      <w:r>
+        <w:t>e</w:t>
+      </w:r>
+      <w:r>
+        <w:t xml:space="preserve"> metterle dietro allo stesso dominio tramite </w:t>
+      </w:r>
       <w:proofErr w:type="gramStart"/>
       <w:r>
-        <w:t>e'</w:t>
-      </w:r>
-      <w:proofErr w:type="spellEnd"/>
+        <w:t>un reverse</w:t>
+      </w:r>
       <w:proofErr w:type="gramEnd"/>
       <w:r>
-        <w:t xml:space="preserve"> metterle dietro allo stesso dominio tramite </w:t>
-      </w:r>
-      <w:proofErr w:type="gramStart"/>
-      <w:r>
-        <w:t>un reverse</w:t>
-      </w:r>
-      <w:proofErr w:type="gramEnd"/>
-      <w:r>
         <w:t xml:space="preserve"> proxy, che inoltri le richieste con percorso /api al back-end e tutte le altre ai file statici: </w:t>
       </w:r>
       <w:proofErr w:type="spellStart"/>
@@ -465,27 +464,7 @@
       </w:r>
       <w:proofErr w:type="spellEnd"/>
       <w:r>
-        <w:t xml:space="preserve"> le due parti condividono l'origine e il problema del CORS sparisce del tutto.</w:t>
-      </w:r>
-    </w:p>
-    <w:p>
-      <w:pPr>
-        <w:spacing w:after="120" w:line="270" w:lineRule="auto"/>
-        <w:jc w:val="both"/>
-      </w:pPr>
-      <w:r>
-        <w:t xml:space="preserve">Servirebbero poi HTTPS con un certificato, con il cookie di sessione impostato come secure, un database </w:t>
-      </w:r>
-      <w:proofErr w:type="spellStart"/>
-      <w:r>
-        <w:t>PostgreSQL</w:t>
-      </w:r>
-      <w:proofErr w:type="spellEnd"/>
-      <w:r>
-        <w:t xml:space="preserve"> su un servizio gestito con backup automatici, e le credenziali di accesso al database lette da variabili d'ambiente invece che scritte nel file di configurazione. In un contesto universitario reale l'applicazione andrebbe collegata al sistema di autenticazione di ateneo, evitando di gestire in proprio le credenziali degli studenti</w:t>
-      </w:r>
-      <w:r>
-        <w:t>, in modo da avere un “circuito” tutto collegato.</w:t>
+        <w:t xml:space="preserve"> le due parti condividono l'origine</w:t>
       </w:r>
     </w:p>
     <w:p>
@@ -565,7 +544,10 @@
         <w:t>Un servizio SMTP per recapitare davvero il link della videochiamata e gli avvisi: oggi vengono mostrati nell'applicazione, ma non spediti</w:t>
       </w:r>
       <w:r>
-        <w:t xml:space="preserve"> realmente.</w:t>
+        <w:t xml:space="preserve"> realmente</w:t>
+      </w:r>
+      <w:r>
+        <w:t xml:space="preserve"> (e solo per idea di come potrebbe essere tipo)</w:t>
       </w:r>
     </w:p>
     <w:p>
@@ -579,7 +561,6 @@
           <w:b/>
           <w:bCs/>
         </w:rPr>
-        <w:lastRenderedPageBreak/>
         <w:t xml:space="preserve">Aggiornamenti in tempo reale. </w:t>
       </w:r>
       <w:proofErr w:type="spellStart"/>
@@ -618,18 +599,45 @@
           <w:b/>
           <w:bCs/>
         </w:rPr>
-        <w:t xml:space="preserve">Navigazione. </w:t>
-      </w:r>
-      <w:r>
-        <w:t xml:space="preserve">Un router lato client per assegnare un indirizzo alle diverse schermate, </w:t>
-      </w:r>
-      <w:proofErr w:type="spellStart"/>
-      <w:r>
-        <w:t>cosi'</w:t>
-      </w:r>
-      <w:proofErr w:type="spellEnd"/>
-      <w:r>
-        <w:t xml:space="preserve"> da poter condividere il collegamento a un singolo appuntamento.</w:t>
+        <w:t xml:space="preserve">Test automatici. </w:t>
+      </w:r>
+      <w:r>
+        <w:t xml:space="preserve">Test di </w:t>
+      </w:r>
+      <w:proofErr w:type="spellStart"/>
+      <w:r>
+        <w:t>unita'</w:t>
+      </w:r>
+      <w:proofErr w:type="spellEnd"/>
+      <w:r>
+        <w:t xml:space="preserve"> sui service, dove vivono le regole di business, e test di integrazione sulle </w:t>
+      </w:r>
+      <w:proofErr w:type="spellStart"/>
+      <w:r>
+        <w:t>route</w:t>
+      </w:r>
+      <w:proofErr w:type="spellEnd"/>
+      <w:r>
+        <w:t>.</w:t>
+      </w:r>
+    </w:p>
+    <w:p>
+      <w:pPr>
+        <w:pStyle w:val="Titolo1"/>
+        <w:spacing w:before="260" w:after="110"/>
+        <w:rPr>
+          <w:color w:val="000000" w:themeColor="text1"/>
+        </w:rPr>
+      </w:pPr>
+      <w:r>
+        <w:rPr>
+          <w:b/>
+          <w:bCs/>
+          <w:color w:val="000000" w:themeColor="text1"/>
+          <w:sz w:val="23"/>
+          <w:szCs w:val="23"/>
+        </w:rPr>
+        <w:t xml:space="preserve">Problematiche in un utilizzo </w:t>
       </w:r>
     </w:p>
     <w:p>
@@ -643,18 +651,30 @@
           <w:b/>
           <w:bCs/>
         </w:rPr>
-        <w:t xml:space="preserve">Evoluzione del database. </w:t>
-      </w:r>
-      <w:r>
-        <w:t xml:space="preserve">Uno strumento di migrazione come </w:t>
-      </w:r>
-      <w:proofErr w:type="spellStart"/>
-      <w:r>
-        <w:t>Flyway</w:t>
-      </w:r>
-      <w:proofErr w:type="spellEnd"/>
-      <w:r>
-        <w:t xml:space="preserve"> al posto della generazione automatica dello schema, che va bene in sviluppo ma non quando esistono dati reali da preservare.</w:t>
+        <w:lastRenderedPageBreak/>
+        <w:t xml:space="preserve">Traffico di rete. </w:t>
+      </w:r>
+      <w:r>
+        <w:t xml:space="preserve">L'elenco degli appuntamenti include per ciascuno tutor, materia, argomenti e materiali: con poche decine di elementi non </w:t>
+      </w:r>
+      <w:proofErr w:type="spellStart"/>
+      <w:proofErr w:type="gramStart"/>
+      <w:r>
+        <w:t>e'</w:t>
+      </w:r>
+      <w:proofErr w:type="spellEnd"/>
+      <w:proofErr w:type="gramEnd"/>
+      <w:r>
+        <w:t xml:space="preserve"> un problema </w:t>
+      </w:r>
+      <w:r>
+        <w:t xml:space="preserve">(credo che </w:t>
+      </w:r>
+      <w:r>
+        <w:t>larga scala servirebbero paginazione e una versione ridotta dei dati, riservando quelli completi al dettaglio</w:t>
+      </w:r>
+      <w:r>
+        <w:t>)</w:t>
       </w:r>
     </w:p>
     <w:p>
@@ -668,26 +688,68 @@
           <w:b/>
           <w:bCs/>
         </w:rPr>
-        <w:t xml:space="preserve">Test automatici. </w:t>
-      </w:r>
-      <w:r>
-        <w:t xml:space="preserve">Test di </w:t>
-      </w:r>
-      <w:proofErr w:type="spellStart"/>
-      <w:r>
-        <w:t>unita'</w:t>
-      </w:r>
-      <w:proofErr w:type="spellEnd"/>
-      <w:r>
-        <w:t xml:space="preserve"> sui service, dove vivono le regole di business, e test di integrazione sulle </w:t>
-      </w:r>
-      <w:proofErr w:type="spellStart"/>
-      <w:r>
-        <w:t>route</w:t>
-      </w:r>
-      <w:proofErr w:type="spellEnd"/>
-      <w:r>
-        <w:t>.</w:t>
+        <w:t xml:space="preserve">Privacy. </w:t>
+      </w:r>
+      <w:r>
+        <w:t xml:space="preserve">L'applicazione tratta dati personali: nome, </w:t>
+      </w:r>
+      <w:proofErr w:type="gramStart"/>
+      <w:r>
+        <w:t>email</w:t>
+      </w:r>
+      <w:proofErr w:type="gramEnd"/>
+      <w:r>
+        <w:t xml:space="preserve"> istituzionale, matricola e le motivazioni scritte dagli studenti, che possono rivelare </w:t>
+      </w:r>
+      <w:proofErr w:type="spellStart"/>
+      <w:r>
+        <w:t>difficolta'</w:t>
+      </w:r>
+      <w:proofErr w:type="spellEnd"/>
+      <w:r>
+        <w:t xml:space="preserve"> personali. Ho applicato il principio di minimizzazione dove possibile ma servirebbero anche una politica di conservazione dei dati e la </w:t>
+      </w:r>
+      <w:proofErr w:type="spellStart"/>
+      <w:r>
+        <w:t>possibilita'</w:t>
+      </w:r>
+      <w:proofErr w:type="spellEnd"/>
+      <w:r>
+        <w:t xml:space="preserve"> di cancellare il proprio profilo</w:t>
+      </w:r>
+      <w:r>
+        <w:t xml:space="preserve"> (credo che la privacy sia un punto fondamentale di questo progetto)</w:t>
+      </w:r>
+    </w:p>
+    <w:p>
+      <w:pPr>
+        <w:spacing w:after="100" w:line="270" w:lineRule="auto"/>
+        <w:ind w:left="280"/>
+        <w:jc w:val="both"/>
+      </w:pPr>
+      <w:r>
+        <w:rPr>
+          <w:b/>
+          <w:bCs/>
+        </w:rPr>
+        <w:t xml:space="preserve">Sicurezza. </w:t>
+      </w:r>
+      <w:r>
+        <w:t xml:space="preserve">Oltre alle password da cifrare, servirebbero una protezione </w:t>
+      </w:r>
+      <w:proofErr w:type="spellStart"/>
+      <w:r>
+        <w:t>piu</w:t>
+      </w:r>
+      <w:proofErr w:type="spellEnd"/>
+      <w:r>
+        <w:t xml:space="preserve"> severa </w:t>
+      </w:r>
+      <w:r>
+        <w:t>e un limite ai tentativi di access</w:t>
+      </w:r>
+      <w:r>
+        <w:t>o</w:t>
       </w:r>
     </w:p>
     <w:p>
@@ -698,6 +760,7 @@
           <w:color w:val="000000" w:themeColor="text1"/>
         </w:rPr>
       </w:pPr>
+      <w:proofErr w:type="spellStart"/>
       <w:r>
         <w:rPr>
           <w:b/>
@@ -706,191 +769,9 @@
           <w:sz w:val="23"/>
           <w:szCs w:val="23"/>
         </w:rPr>
-        <w:t xml:space="preserve">Problematiche in un utilizzo </w:t>
-      </w:r>
-    </w:p>
-    <w:p>
-      <w:pPr>
-        <w:spacing w:after="100" w:line="270" w:lineRule="auto"/>
-        <w:ind w:left="280"/>
-        <w:jc w:val="both"/>
-      </w:pPr>
-      <w:r>
-        <w:rPr>
-          <w:b/>
-          <w:bCs/>
-        </w:rPr>
-        <w:t xml:space="preserve">Traffico di rete. </w:t>
-      </w:r>
-      <w:r>
-        <w:t xml:space="preserve">L'elenco degli appuntamenti include per ciascuno tutor, materia, argomenti e materiali: con poche decine di elementi non </w:t>
-      </w:r>
-      <w:proofErr w:type="spellStart"/>
-      <w:proofErr w:type="gramStart"/>
-      <w:r>
-        <w:t>e'</w:t>
-      </w:r>
-      <w:proofErr w:type="spellEnd"/>
-      <w:proofErr w:type="gramEnd"/>
-      <w:r>
-        <w:t xml:space="preserve"> un problema, ma su larga scala servirebbero paginazione e una versione ridotta dei dati per la lista, riservando quelli completi al dettaglio.</w:t>
-      </w:r>
-    </w:p>
-    <w:p>
-      <w:pPr>
-        <w:spacing w:after="100" w:line="270" w:lineRule="auto"/>
-        <w:ind w:left="280"/>
-        <w:jc w:val="both"/>
-      </w:pPr>
-      <w:proofErr w:type="spellStart"/>
-      <w:r>
-        <w:rPr>
-          <w:b/>
-          <w:bCs/>
-        </w:rPr>
-        <w:t>Scalabilita'</w:t>
-      </w:r>
-      <w:proofErr w:type="spellEnd"/>
-      <w:r>
-        <w:rPr>
-          <w:b/>
-          <w:bCs/>
-        </w:rPr>
-        <w:t xml:space="preserve"> delle sessioni. </w:t>
-      </w:r>
-      <w:r>
-        <w:t xml:space="preserve">Le sessioni HTTP vivono nella memoria del server: con </w:t>
-      </w:r>
-      <w:proofErr w:type="spellStart"/>
-      <w:r>
-        <w:t>piu'</w:t>
-      </w:r>
-      <w:proofErr w:type="spellEnd"/>
-      <w:r>
-        <w:t xml:space="preserve"> istanze in parallelo un utente autenticato su una non lo sarebbe sulle altre. Servirebbe conservarle in un archivio condiviso.</w:t>
-      </w:r>
-    </w:p>
-    <w:p>
-      <w:pPr>
-        <w:spacing w:after="100" w:line="270" w:lineRule="auto"/>
-        <w:ind w:left="280"/>
-        <w:jc w:val="both"/>
-      </w:pPr>
-      <w:r>
-        <w:rPr>
-          <w:b/>
-          <w:bCs/>
-        </w:rPr>
-        <w:t xml:space="preserve">Privacy. </w:t>
-      </w:r>
-      <w:r>
-        <w:t xml:space="preserve">L'applicazione tratta dati personali: nome, </w:t>
-      </w:r>
-      <w:proofErr w:type="gramStart"/>
-      <w:r>
-        <w:t>email</w:t>
-      </w:r>
-      <w:proofErr w:type="gramEnd"/>
-      <w:r>
-        <w:t xml:space="preserve"> istituzionale, matricola e le motivazioni scritte dagli studenti, che possono rivelare </w:t>
-      </w:r>
-      <w:proofErr w:type="spellStart"/>
-      <w:r>
-        <w:t>difficolta'</w:t>
-      </w:r>
-      <w:proofErr w:type="spellEnd"/>
-      <w:r>
-        <w:t xml:space="preserve"> personali. Ho applicato il principio di minimizzazione dove possibile — la password non lascia mai il server e il link della videochiamata viene inserito nella risposta solo per chi ha diritto di vederlo — ma servirebbero anche una politica di conservazione dei dati e la </w:t>
-      </w:r>
-      <w:proofErr w:type="spellStart"/>
-      <w:r>
-        <w:t>possibilita'</w:t>
-      </w:r>
-      <w:proofErr w:type="spellEnd"/>
-      <w:r>
-        <w:t xml:space="preserve"> di cancellare il proprio profilo.</w:t>
-      </w:r>
-    </w:p>
-    <w:p>
-      <w:pPr>
-        <w:spacing w:after="100" w:line="270" w:lineRule="auto"/>
-        <w:ind w:left="280"/>
-        <w:jc w:val="both"/>
-      </w:pPr>
-      <w:r>
-        <w:rPr>
-          <w:b/>
-          <w:bCs/>
-        </w:rPr>
-        <w:t xml:space="preserve">Sicurezza. </w:t>
-      </w:r>
-      <w:r>
-        <w:t xml:space="preserve">Oltre alle password da cifrare, servirebbero una protezione contro le richieste falsificate da altri siti, che con l'autenticazione basata su cookie </w:t>
-      </w:r>
-      <w:proofErr w:type="spellStart"/>
-      <w:proofErr w:type="gramStart"/>
-      <w:r>
-        <w:t>e'</w:t>
-      </w:r>
-      <w:proofErr w:type="spellEnd"/>
-      <w:proofErr w:type="gramEnd"/>
-      <w:r>
-        <w:t xml:space="preserve"> un rischio concreto, e un limite ai tentativi di accesso ravvicinati.</w:t>
-      </w:r>
-    </w:p>
-    <w:p>
-      <w:pPr>
-        <w:spacing w:after="100" w:line="270" w:lineRule="auto"/>
-        <w:ind w:left="280"/>
-        <w:jc w:val="both"/>
-      </w:pPr>
-      <w:proofErr w:type="spellStart"/>
-      <w:r>
-        <w:rPr>
-          <w:b/>
-          <w:bCs/>
-        </w:rPr>
-        <w:t>Responsivita'</w:t>
-      </w:r>
-      <w:proofErr w:type="spellEnd"/>
-      <w:r>
-        <w:rPr>
-          <w:b/>
-          <w:bCs/>
-        </w:rPr>
-        <w:t xml:space="preserve">. </w:t>
-      </w:r>
-      <w:r>
-        <w:t xml:space="preserve">Il layout si adatta a schermi stretti riorganizzandosi su una colonna sola, con i moduli impilati e le finestre a tutta larghezza. Non </w:t>
-      </w:r>
-      <w:proofErr w:type="spellStart"/>
-      <w:proofErr w:type="gramStart"/>
-      <w:r>
-        <w:t>e'</w:t>
-      </w:r>
-      <w:proofErr w:type="spellEnd"/>
-      <w:proofErr w:type="gramEnd"/>
-      <w:r>
-        <w:t xml:space="preserve"> stato </w:t>
-      </w:r>
-      <w:proofErr w:type="spellStart"/>
-      <w:r>
-        <w:t>pero'</w:t>
-      </w:r>
-      <w:proofErr w:type="spellEnd"/>
-      <w:r>
-        <w:t xml:space="preserve"> provato su dispositivi reali, ma solo simulando le dimensioni nel browser.</w:t>
-      </w:r>
-    </w:p>
-    <w:p>
-      <w:pPr>
-        <w:pStyle w:val="Titolo1"/>
-        <w:spacing w:before="260" w:after="110"/>
-        <w:rPr>
-          <w:color w:val="000000" w:themeColor="text1"/>
-        </w:rPr>
-      </w:pPr>
-      <w:proofErr w:type="spellStart"/>
+        <w:t>Accessibilita'</w:t>
+      </w:r>
+      <w:proofErr w:type="spellEnd"/>
       <w:r>
         <w:rPr>
           <w:b/>
@@ -899,17 +780,6 @@
           <w:sz w:val="23"/>
           <w:szCs w:val="23"/>
         </w:rPr>
-        <w:t>Accessibilita'</w:t>
-      </w:r>
-      <w:proofErr w:type="spellEnd"/>
-      <w:r>
-        <w:rPr>
-          <w:b/>
-          <w:bCs/>
-          <w:color w:val="000000" w:themeColor="text1"/>
-          <w:sz w:val="23"/>
-          <w:szCs w:val="23"/>
-        </w:rPr>
         <w:t xml:space="preserve"> </w:t>
       </w:r>
     </w:p>
@@ -922,24 +792,20 @@
         <w:t xml:space="preserve">Sul piano tecnico ogni campo dei moduli </w:t>
       </w:r>
       <w:proofErr w:type="spellStart"/>
-      <w:proofErr w:type="gramStart"/>
       <w:r>
         <w:t>e'</w:t>
       </w:r>
       <w:proofErr w:type="spellEnd"/>
-      <w:proofErr w:type="gramEnd"/>
       <w:r>
         <w:t xml:space="preserve"> associato alla propria etichetta, i messaggi di errore vengono annunciati dai lettori di schermo, le finestre modali sono dichiarate come tali e collegate al proprio titolo, si chiudono con il tasto Esc e l'intera applicazione </w:t>
       </w:r>
       <w:proofErr w:type="spellStart"/>
-      <w:proofErr w:type="gramStart"/>
       <w:r>
         <w:t>e'</w:t>
       </w:r>
       <w:proofErr w:type="spellEnd"/>
-      <w:proofErr w:type="gramEnd"/>
-      <w:r>
-        <w:t xml:space="preserve"> percorribile da tastiera con un contorno di messa a fuoco ben visibile. Chi ha richiesto la riduzione delle animazioni nelle impostazioni del sistema non ne riceve. Restano da verificare il comportamento con un lettore di schermo reale e il contrasto di tutte le combinazioni di colore.</w:t>
+      <w:r>
+        <w:t xml:space="preserve"> percorribile da tastiera con un contorno di messa a fuoco ben visibile</w:t>
       </w:r>
     </w:p>
     <w:p>
@@ -969,14 +835,24 @@
         <w:t xml:space="preserve"> esso stesso inclusivo: rende accessibile a chiunque un aiuto che oggi circola solo attraverso reti di amicizie, penalizzando le matricole e gli studenti fuori sede. Restano alcuni limiti di cui essere consapevoli: l'interfaccia </w:t>
       </w:r>
       <w:proofErr w:type="spellStart"/>
-      <w:proofErr w:type="gramStart"/>
       <w:r>
         <w:t>e'</w:t>
       </w:r>
       <w:proofErr w:type="spellEnd"/>
-      <w:proofErr w:type="gramEnd"/>
-      <w:r>
-        <w:t xml:space="preserve"> solo in italiano, il che esclude gli studenti in scambio; la partecipazione presuppone una connessione stabile per gli incontri online, mentre quelli in presenza restano accessibili a tutti; e il sistema di valutazioni, se non gestito con attenzione, rischia di penalizzare chi inizia a fare tutoraggio e non ha ancora ricevuto giudizi.</w:t>
+      <w:r>
+        <w:t xml:space="preserve"> solo in italiano</w:t>
+      </w:r>
+      <w:r>
+        <w:t xml:space="preserve"> (nel eventuale pensavo ad uno </w:t>
+      </w:r>
+      <w:r>
+        <w:t>switch</w:t>
+      </w:r>
+      <w:r>
+        <w:t xml:space="preserve"> in altre lingue),</w:t>
+      </w:r>
+      <w:r>
+        <w:t xml:space="preserve"> il sistema di valutazioni, se non gestito con attenzione, rischia di penalizzare chi inizia a fare tutoraggio e non ha ancora ricevuto giudizi</w:t>
       </w:r>
     </w:p>
     <w:sectPr>
